--- a/Docs/SecurityDocs/AD08-DECLARATION OF JOINT FAMILY.docx
+++ b/Docs/SecurityDocs/AD08-DECLARATION OF JOINT FAMILY.docx
@@ -1,6 +1,6 @@
 
 <file path=word/document.xml><?xml version="1.0" encoding="utf-8"?>
-<w:document xmlns:wpc="http://schemas.microsoft.com/office/word/2010/wordprocessingCanvas" xmlns:cx="http://schemas.microsoft.com/office/drawing/2014/chartex" xmlns:cx1="http://schemas.microsoft.com/office/drawing/2015/9/8/chartex" xmlns:cx2="http://schemas.microsoft.com/office/drawing/2015/10/21/chartex" xmlns:cx3="http://schemas.microsoft.com/office/drawing/2016/5/9/chartex" xmlns:cx4="http://schemas.microsoft.com/office/drawing/2016/5/10/chartex" xmlns:cx5="http://schemas.microsoft.com/office/drawing/2016/5/11/chartex" xmlns:cx6="http://schemas.microsoft.com/office/drawing/2016/5/12/chartex" xmlns:cx7="http://schemas.microsoft.com/office/drawing/2016/5/13/chartex" xmlns:cx8="http://schemas.microsoft.com/office/drawing/2016/5/14/chartex" xmlns:mc="http://schemas.openxmlformats.org/markup-compatibility/2006" xmlns:aink="http://schemas.microsoft.com/office/drawing/2016/ink" xmlns:am3d="http://schemas.microsoft.com/office/drawing/2017/model3d" xmlns:o="urn:schemas-microsoft-com:office:office" xmlns:oel="http://schemas.microsoft.com/office/2019/extlst" xmlns:r="http://schemas.openxmlformats.org/officeDocument/2006/relationships" xmlns:m="http://schemas.openxmlformats.org/officeDocument/2006/math" xmlns:v="urn:schemas-microsoft-com:vml" xmlns:wp14="http://schemas.microsoft.com/office/word/2010/wordprocessingDrawing" xmlns:wp="http://schemas.openxmlformats.org/drawingml/2006/wordprocessingDrawing" xmlns:w10="urn:schemas-microsoft-com:office:word" xmlns:w="http://schemas.openxmlformats.org/wordprocessingml/2006/main" xmlns:w14="http://schemas.microsoft.com/office/word/2010/wordml" xmlns:w15="http://schemas.microsoft.com/office/word/2012/wordml" xmlns:w16cei="http://schemas.microsoft.com/office/word/2026/wordml/cei" xmlns:w16cex="http://schemas.microsoft.com/office/word/2018/wordml/cex" xmlns:w16cid="http://schemas.microsoft.com/office/word/2016/wordml/cid" xmlns:w16="http://schemas.microsoft.com/office/word/2018/wordml" xmlns:w16du="http://schemas.microsoft.com/office/word/2023/wordml/word16du" xmlns:w16sdtdh="http://schemas.microsoft.com/office/word/2020/wordml/sdtdatahash" xmlns:w16sdtfl="http://schemas.microsoft.com/office/word/2024/wordml/sdtformatlock" xmlns:w16se="http://schemas.microsoft.com/office/word/2015/wordml/symex" xmlns:wpg="http://schemas.microsoft.com/office/word/2010/wordprocessingGroup" xmlns:wpi="http://schemas.microsoft.com/office/word/2010/wordprocessingInk" xmlns:wne="http://schemas.microsoft.com/office/word/2006/wordml" xmlns:wps="http://schemas.microsoft.com/office/word/2010/wordprocessingShape" mc:Ignorable="w14 w15 w16se w16cid w16 w16cex w16sdtdh w16sdtfl w16du wp14">
+<w:document xmlns:wpc="http://schemas.microsoft.com/office/word/2010/wordprocessingCanvas" xmlns:cx="http://schemas.microsoft.com/office/drawing/2014/chartex" xmlns:cx1="http://schemas.microsoft.com/office/drawing/2015/9/8/chartex" xmlns:cx2="http://schemas.microsoft.com/office/drawing/2015/10/21/chartex" xmlns:cx3="http://schemas.microsoft.com/office/drawing/2016/5/9/chartex" xmlns:cx4="http://schemas.microsoft.com/office/drawing/2016/5/10/chartex" xmlns:cx5="http://schemas.microsoft.com/office/drawing/2016/5/11/chartex" xmlns:cx6="http://schemas.microsoft.com/office/drawing/2016/5/12/chartex" xmlns:cx7="http://schemas.microsoft.com/office/drawing/2016/5/13/chartex" xmlns:cx8="http://schemas.microsoft.com/office/drawing/2016/5/14/chartex" xmlns:mc="http://schemas.openxmlformats.org/markup-compatibility/2006" xmlns:aink="http://schemas.microsoft.com/office/drawing/2016/ink" xmlns:am3d="http://schemas.microsoft.com/office/drawing/2017/model3d" xmlns:o="urn:schemas-microsoft-com:office:office" xmlns:oel="http://schemas.microsoft.com/office/2019/extlst" xmlns:r="http://schemas.openxmlformats.org/officeDocument/2006/relationships" xmlns:m="http://schemas.openxmlformats.org/officeDocument/2006/math" xmlns:v="urn:schemas-microsoft-com:vml" xmlns:wp14="http://schemas.microsoft.com/office/word/2010/wordprocessingDrawing" xmlns:wp="http://schemas.openxmlformats.org/drawingml/2006/wordprocessingDrawing" xmlns:w10="urn:schemas-microsoft-com:office:word" xmlns:w="http://schemas.openxmlformats.org/wordprocessingml/2006/main" xmlns:w14="http://schemas.microsoft.com/office/word/2010/wordml" xmlns:w15="http://schemas.microsoft.com/office/word/2012/wordml" xmlns:w16cex="http://schemas.microsoft.com/office/word/2018/wordml/cex" xmlns:w16cid="http://schemas.microsoft.com/office/word/2016/wordml/cid" xmlns:w16="http://schemas.microsoft.com/office/word/2018/wordml" xmlns:w16du="http://schemas.microsoft.com/office/word/2023/wordml/word16du" xmlns:w16sdtdh="http://schemas.microsoft.com/office/word/2020/wordml/sdtdatahash" xmlns:w16sdtfl="http://schemas.microsoft.com/office/word/2024/wordml/sdtformatlock" xmlns:w16se="http://schemas.microsoft.com/office/word/2015/wordml/symex" xmlns:wpg="http://schemas.microsoft.com/office/word/2010/wordprocessingGroup" xmlns:wpi="http://schemas.microsoft.com/office/word/2010/wordprocessingInk" xmlns:wne="http://schemas.microsoft.com/office/word/2006/wordml" xmlns:wps="http://schemas.microsoft.com/office/word/2010/wordprocessingShape" mc:Ignorable="w14 w15 w16se w16cid w16 w16cex w16sdtdh w16sdtfl w16du wp14">
   <w:body>
     <w:p>
       <w:pPr>
@@ -60,10 +60,19 @@
       </w:pPr>
       <w:r>
         <w:rPr>
-          <w:sz w:val="28"/>
-          <w:szCs w:val="28"/>
-        </w:rPr>
-        <w:t xml:space="preserve">{{BRANCH_NAME}} Branch </w:t>
+          <w:b/>
+          <w:bCs/>
+          <w:sz w:val="28"/>
+          <w:szCs w:val="28"/>
+        </w:rPr>
+        <w:t>{{BRANCH_NAME}}</w:t>
+      </w:r>
+      <w:r>
+        <w:rPr>
+          <w:sz w:val="28"/>
+          <w:szCs w:val="28"/>
+        </w:rPr>
+        <w:t xml:space="preserve"> Branch </w:t>
       </w:r>
     </w:p>
     <w:p>
@@ -79,7 +88,23 @@
           <w:sz w:val="28"/>
           <w:szCs w:val="28"/>
         </w:rPr>
-        <w:t xml:space="preserve">A/C. No. {{LOAN_ACCOUNT_NO}} </w:t>
+        <w:t xml:space="preserve">A/C. No. </w:t>
+      </w:r>
+      <w:r>
+        <w:rPr>
+          <w:b/>
+          <w:bCs/>
+          <w:sz w:val="28"/>
+          <w:szCs w:val="28"/>
+        </w:rPr>
+        <w:t>{{LOAN_ACCOUNT_NO}}</w:t>
+      </w:r>
+      <w:r>
+        <w:rPr>
+          <w:sz w:val="28"/>
+          <w:szCs w:val="28"/>
+        </w:rPr>
+        <w:t xml:space="preserve"> </w:t>
       </w:r>
     </w:p>
     <w:p>
@@ -104,7 +129,55 @@
           <w:sz w:val="28"/>
           <w:szCs w:val="28"/>
         </w:rPr>
-        <w:t xml:space="preserve">WHEREAS the Hindu Undivided Family of {{HUF_NAME}} (hereinafter called the "the said joint family") carrying on business in the firm name and style of {{FIRM_NAME}} at {{FIRM_ADDRESS}} or elsewhere (hereinafter referred to as "the said HUF firm") have or desire to have dealings with the Union Bank of India (hereinafter referred to as "the Bank") we, the undersigned, hereby declare: </w:t>
+        <w:t xml:space="preserve">WHEREAS the Hindu Undivided Family of </w:t>
+      </w:r>
+      <w:r>
+        <w:rPr>
+          <w:b/>
+          <w:bCs/>
+          <w:sz w:val="28"/>
+          <w:szCs w:val="28"/>
+        </w:rPr>
+        <w:t>{{HUF_NAME}}</w:t>
+      </w:r>
+      <w:r>
+        <w:rPr>
+          <w:sz w:val="28"/>
+          <w:szCs w:val="28"/>
+        </w:rPr>
+        <w:t xml:space="preserve"> (hereinafter called the "the said joint family") carrying on business in the firm name and style of </w:t>
+      </w:r>
+      <w:r>
+        <w:rPr>
+          <w:b/>
+          <w:bCs/>
+          <w:sz w:val="28"/>
+          <w:szCs w:val="28"/>
+        </w:rPr>
+        <w:t>{{FIRM_NAME}}</w:t>
+      </w:r>
+      <w:r>
+        <w:rPr>
+          <w:sz w:val="28"/>
+          <w:szCs w:val="28"/>
+        </w:rPr>
+        <w:t xml:space="preserve"> at </w:t>
+      </w:r>
+      <w:r>
+        <w:rPr>
+          <w:b/>
+          <w:bCs/>
+          <w:sz w:val="28"/>
+          <w:szCs w:val="28"/>
+        </w:rPr>
+        <w:t>{{FIRM_ADDRESS}}</w:t>
+      </w:r>
+      <w:r>
+        <w:rPr>
+          <w:sz w:val="28"/>
+          <w:szCs w:val="28"/>
+        </w:rPr>
+        <w:t xml:space="preserve"> or elsewhere (hereinafter referred to as "the said HUF firm") have or desire to have dealings with the Union Bank of India (hereinafter referred to as "the Bank") we, the undersigned, hereby declare: </w:t>
       </w:r>
     </w:p>
     <w:p>
@@ -138,7 +211,23 @@
           <w:sz w:val="28"/>
           <w:szCs w:val="28"/>
         </w:rPr>
-        <w:t xml:space="preserve">b. that {{HUF_KARTA_NAME}} is the present Karta or Manager of the said joint family; </w:t>
+        <w:t xml:space="preserve">b. that </w:t>
+      </w:r>
+      <w:r>
+        <w:rPr>
+          <w:b/>
+          <w:bCs/>
+          <w:sz w:val="28"/>
+          <w:szCs w:val="28"/>
+        </w:rPr>
+        <w:t>{{HUF_KARTA_NAME}}</w:t>
+      </w:r>
+      <w:r>
+        <w:rPr>
+          <w:sz w:val="28"/>
+          <w:szCs w:val="28"/>
+        </w:rPr>
+        <w:t xml:space="preserve"> is the present Karta or Manager of the said joint family; </w:t>
       </w:r>
     </w:p>
     <w:p>
@@ -197,7 +286,23 @@
           <w:sz w:val="28"/>
           <w:szCs w:val="28"/>
         </w:rPr>
-        <w:t xml:space="preserve">We confirm that the affairs of the said joint family and the business of the said HUF firm are carried on mainly by the Karta, the said {{HUF_KARTA_NAME}} on behalf of and in the interests and for the benefit of all the co-parceners of the said family. We are however jointly and severally responsible for all liabilities of the said HUF firm to the Bank and agree and confirm that any claim due to the Bank from the said HUF firm shall be recoverable from the assets of any or all of us and also from the estate of the said joint family including the interest thereon of every co-parcener of the said Joint Family including the share of the minor co-parceners if any. </w:t>
+        <w:t xml:space="preserve">We confirm that the affairs of the said joint family and the business of the said HUF firm are carried on mainly by the Karta, the said </w:t>
+      </w:r>
+      <w:r>
+        <w:rPr>
+          <w:b/>
+          <w:bCs/>
+          <w:sz w:val="28"/>
+          <w:szCs w:val="28"/>
+        </w:rPr>
+        <w:t>{{HUF_KARTA_NAME}}</w:t>
+      </w:r>
+      <w:r>
+        <w:rPr>
+          <w:sz w:val="28"/>
+          <w:szCs w:val="28"/>
+        </w:rPr>
+        <w:t xml:space="preserve"> on behalf of and in the interests and for the benefit of all the co-parceners of the said family. We are however jointly and severally responsible for all liabilities of the said HUF firm to the Bank and agree and confirm that any claim due to the Bank from the said HUF firm shall be recoverable from the assets of any or all of us and also from the estate of the said joint family including the interest thereon of every co-parcener of the said Joint Family including the share of the minor co-parceners if any. </w:t>
       </w:r>
     </w:p>
     <w:p>
@@ -280,9 +385,9 @@
         <w:tblLook w:val="04A0" w:firstRow="1" w:lastRow="0" w:firstColumn="1" w:lastColumn="0" w:noHBand="0" w:noVBand="1"/>
       </w:tblPr>
       <w:tblGrid>
-        <w:gridCol w:w="2838"/>
-        <w:gridCol w:w="3434"/>
-        <w:gridCol w:w="2738"/>
+        <w:gridCol w:w="2839"/>
+        <w:gridCol w:w="3436"/>
+        <w:gridCol w:w="2735"/>
       </w:tblGrid>
       <w:tr>
         <w:trPr>
@@ -417,12 +522,16 @@
           <w:p>
             <w:pPr>
               <w:rPr>
+                <w:b/>
+                <w:bCs/>
                 <w:sz w:val="28"/>
                 <w:szCs w:val="28"/>
               </w:rPr>
             </w:pPr>
             <w:r>
               <w:rPr>
+                <w:b/>
+                <w:bCs/>
                 <w:sz w:val="28"/>
                 <w:szCs w:val="28"/>
               </w:rPr>
@@ -451,12 +560,16 @@
           <w:p>
             <w:pPr>
               <w:rPr>
+                <w:b/>
+                <w:bCs/>
                 <w:sz w:val="28"/>
                 <w:szCs w:val="28"/>
               </w:rPr>
             </w:pPr>
             <w:r>
               <w:rPr>
+                <w:b/>
+                <w:bCs/>
                 <w:sz w:val="28"/>
                 <w:szCs w:val="28"/>
               </w:rPr>
@@ -485,12 +598,16 @@
           <w:p>
             <w:pPr>
               <w:rPr>
+                <w:b/>
+                <w:bCs/>
                 <w:sz w:val="28"/>
                 <w:szCs w:val="28"/>
               </w:rPr>
             </w:pPr>
             <w:r>
               <w:rPr>
+                <w:b/>
+                <w:bCs/>
                 <w:sz w:val="28"/>
                 <w:szCs w:val="28"/>
               </w:rPr>
@@ -524,12 +641,16 @@
           <w:p>
             <w:pPr>
               <w:rPr>
+                <w:b/>
+                <w:bCs/>
                 <w:sz w:val="28"/>
                 <w:szCs w:val="28"/>
               </w:rPr>
             </w:pPr>
             <w:r>
               <w:rPr>
+                <w:b/>
+                <w:bCs/>
                 <w:sz w:val="28"/>
                 <w:szCs w:val="28"/>
               </w:rPr>
@@ -558,12 +679,16 @@
           <w:p>
             <w:pPr>
               <w:rPr>
+                <w:b/>
+                <w:bCs/>
                 <w:sz w:val="28"/>
                 <w:szCs w:val="28"/>
               </w:rPr>
             </w:pPr>
             <w:r>
               <w:rPr>
+                <w:b/>
+                <w:bCs/>
                 <w:sz w:val="28"/>
                 <w:szCs w:val="28"/>
               </w:rPr>
@@ -592,12 +717,16 @@
           <w:p>
             <w:pPr>
               <w:rPr>
+                <w:b/>
+                <w:bCs/>
                 <w:sz w:val="28"/>
                 <w:szCs w:val="28"/>
               </w:rPr>
             </w:pPr>
             <w:r>
               <w:rPr>
+                <w:b/>
+                <w:bCs/>
                 <w:sz w:val="28"/>
                 <w:szCs w:val="28"/>
               </w:rPr>
@@ -631,12 +760,16 @@
           <w:p>
             <w:pPr>
               <w:rPr>
+                <w:b/>
+                <w:bCs/>
                 <w:sz w:val="28"/>
                 <w:szCs w:val="28"/>
               </w:rPr>
             </w:pPr>
             <w:r>
               <w:rPr>
+                <w:b/>
+                <w:bCs/>
                 <w:sz w:val="28"/>
                 <w:szCs w:val="28"/>
               </w:rPr>
@@ -665,12 +798,16 @@
           <w:p>
             <w:pPr>
               <w:rPr>
+                <w:b/>
+                <w:bCs/>
                 <w:sz w:val="28"/>
                 <w:szCs w:val="28"/>
               </w:rPr>
             </w:pPr>
             <w:r>
               <w:rPr>
+                <w:b/>
+                <w:bCs/>
                 <w:sz w:val="28"/>
                 <w:szCs w:val="28"/>
               </w:rPr>
@@ -699,12 +836,16 @@
           <w:p>
             <w:pPr>
               <w:rPr>
+                <w:b/>
+                <w:bCs/>
                 <w:sz w:val="28"/>
                 <w:szCs w:val="28"/>
               </w:rPr>
             </w:pPr>
             <w:r>
               <w:rPr>
+                <w:b/>
+                <w:bCs/>
                 <w:sz w:val="28"/>
                 <w:szCs w:val="28"/>
               </w:rPr>
@@ -738,12 +879,16 @@
           <w:p>
             <w:pPr>
               <w:rPr>
+                <w:b/>
+                <w:bCs/>
                 <w:sz w:val="28"/>
                 <w:szCs w:val="28"/>
               </w:rPr>
             </w:pPr>
             <w:r>
               <w:rPr>
+                <w:b/>
+                <w:bCs/>
                 <w:sz w:val="28"/>
                 <w:szCs w:val="28"/>
               </w:rPr>
@@ -772,12 +917,16 @@
           <w:p>
             <w:pPr>
               <w:rPr>
+                <w:b/>
+                <w:bCs/>
                 <w:sz w:val="28"/>
                 <w:szCs w:val="28"/>
               </w:rPr>
             </w:pPr>
             <w:r>
               <w:rPr>
+                <w:b/>
+                <w:bCs/>
                 <w:sz w:val="28"/>
                 <w:szCs w:val="28"/>
               </w:rPr>
@@ -806,12 +955,16 @@
           <w:p>
             <w:pPr>
               <w:rPr>
+                <w:b/>
+                <w:bCs/>
                 <w:sz w:val="28"/>
                 <w:szCs w:val="28"/>
               </w:rPr>
             </w:pPr>
             <w:r>
               <w:rPr>
+                <w:b/>
+                <w:bCs/>
                 <w:sz w:val="28"/>
                 <w:szCs w:val="28"/>
               </w:rPr>
@@ -881,7 +1034,23 @@
           <w:sz w:val="28"/>
           <w:szCs w:val="28"/>
         </w:rPr>
-        <w:t xml:space="preserve">Place: {{PLACE}} </w:t>
+        <w:t xml:space="preserve">Place: </w:t>
+      </w:r>
+      <w:r>
+        <w:rPr>
+          <w:b/>
+          <w:bCs/>
+          <w:sz w:val="28"/>
+          <w:szCs w:val="28"/>
+        </w:rPr>
+        <w:t>{{PLACE}}</w:t>
+      </w:r>
+      <w:r>
+        <w:rPr>
+          <w:sz w:val="28"/>
+          <w:szCs w:val="28"/>
+        </w:rPr>
+        <w:t xml:space="preserve"> </w:t>
       </w:r>
     </w:p>
     <w:p>
@@ -896,7 +1065,23 @@
           <w:sz w:val="28"/>
           <w:szCs w:val="28"/>
         </w:rPr>
-        <w:t xml:space="preserve">Date: {{DATE}} </w:t>
+        <w:t xml:space="preserve">Date: </w:t>
+      </w:r>
+      <w:r>
+        <w:rPr>
+          <w:b/>
+          <w:bCs/>
+          <w:sz w:val="28"/>
+          <w:szCs w:val="28"/>
+        </w:rPr>
+        <w:t>{{DATE}}</w:t>
+      </w:r>
+      <w:r>
+        <w:rPr>
+          <w:sz w:val="28"/>
+          <w:szCs w:val="28"/>
+        </w:rPr>
+        <w:t xml:space="preserve"> </w:t>
       </w:r>
     </w:p>
     <w:p/>
@@ -911,7 +1096,7 @@
 </file>
 
 <file path=word/numbering.xml><?xml version="1.0" encoding="utf-8"?>
-<w:numbering xmlns:wpc="http://schemas.microsoft.com/office/word/2010/wordprocessingCanvas" xmlns:cx="http://schemas.microsoft.com/office/drawing/2014/chartex" xmlns:cx1="http://schemas.microsoft.com/office/drawing/2015/9/8/chartex" xmlns:cx2="http://schemas.microsoft.com/office/drawing/2015/10/21/chartex" xmlns:cx3="http://schemas.microsoft.com/office/drawing/2016/5/9/chartex" xmlns:cx4="http://schemas.microsoft.com/office/drawing/2016/5/10/chartex" xmlns:cx5="http://schemas.microsoft.com/office/drawing/2016/5/11/chartex" xmlns:cx6="http://schemas.microsoft.com/office/drawing/2016/5/12/chartex" xmlns:cx7="http://schemas.microsoft.com/office/drawing/2016/5/13/chartex" xmlns:cx8="http://schemas.microsoft.com/office/drawing/2016/5/14/chartex" xmlns:mc="http://schemas.openxmlformats.org/markup-compatibility/2006" xmlns:aink="http://schemas.microsoft.com/office/drawing/2016/ink" xmlns:am3d="http://schemas.microsoft.com/office/drawing/2017/model3d" xmlns:o="urn:schemas-microsoft-com:office:office" xmlns:oel="http://schemas.microsoft.com/office/2019/extlst" xmlns:r="http://schemas.openxmlformats.org/officeDocument/2006/relationships" xmlns:m="http://schemas.openxmlformats.org/officeDocument/2006/math" xmlns:v="urn:schemas-microsoft-com:vml" xmlns:wp14="http://schemas.microsoft.com/office/word/2010/wordprocessingDrawing" xmlns:wp="http://schemas.openxmlformats.org/drawingml/2006/wordprocessingDrawing" xmlns:w10="urn:schemas-microsoft-com:office:word" xmlns:w="http://schemas.openxmlformats.org/wordprocessingml/2006/main" xmlns:w14="http://schemas.microsoft.com/office/word/2010/wordml" xmlns:w15="http://schemas.microsoft.com/office/word/2012/wordml" xmlns:w16cei="http://schemas.microsoft.com/office/word/2026/wordml/cei" xmlns:w16cex="http://schemas.microsoft.com/office/word/2018/wordml/cex" xmlns:w16cid="http://schemas.microsoft.com/office/word/2016/wordml/cid" xmlns:w16="http://schemas.microsoft.com/office/word/2018/wordml" xmlns:w16du="http://schemas.microsoft.com/office/word/2023/wordml/word16du" xmlns:w16sdtdh="http://schemas.microsoft.com/office/word/2020/wordml/sdtdatahash" xmlns:w16sdtfl="http://schemas.microsoft.com/office/word/2024/wordml/sdtformatlock" xmlns:w16se="http://schemas.microsoft.com/office/word/2015/wordml/symex" xmlns:wpg="http://schemas.microsoft.com/office/word/2010/wordprocessingGroup" xmlns:wpi="http://schemas.microsoft.com/office/word/2010/wordprocessingInk" xmlns:wne="http://schemas.microsoft.com/office/word/2006/wordml" xmlns:wps="http://schemas.microsoft.com/office/word/2010/wordprocessingShape" mc:Ignorable="w14 w15 w16se w16cid w16 w16cex w16sdtdh w16sdtfl w16du wp14">
+<w:numbering xmlns:wpc="http://schemas.microsoft.com/office/word/2010/wordprocessingCanvas" xmlns:cx="http://schemas.microsoft.com/office/drawing/2014/chartex" xmlns:cx1="http://schemas.microsoft.com/office/drawing/2015/9/8/chartex" xmlns:cx2="http://schemas.microsoft.com/office/drawing/2015/10/21/chartex" xmlns:cx3="http://schemas.microsoft.com/office/drawing/2016/5/9/chartex" xmlns:cx4="http://schemas.microsoft.com/office/drawing/2016/5/10/chartex" xmlns:cx5="http://schemas.microsoft.com/office/drawing/2016/5/11/chartex" xmlns:cx6="http://schemas.microsoft.com/office/drawing/2016/5/12/chartex" xmlns:cx7="http://schemas.microsoft.com/office/drawing/2016/5/13/chartex" xmlns:cx8="http://schemas.microsoft.com/office/drawing/2016/5/14/chartex" xmlns:mc="http://schemas.openxmlformats.org/markup-compatibility/2006" xmlns:aink="http://schemas.microsoft.com/office/drawing/2016/ink" xmlns:am3d="http://schemas.microsoft.com/office/drawing/2017/model3d" xmlns:o="urn:schemas-microsoft-com:office:office" xmlns:oel="http://schemas.microsoft.com/office/2019/extlst" xmlns:r="http://schemas.openxmlformats.org/officeDocument/2006/relationships" xmlns:m="http://schemas.openxmlformats.org/officeDocument/2006/math" xmlns:v="urn:schemas-microsoft-com:vml" xmlns:wp14="http://schemas.microsoft.com/office/word/2010/wordprocessingDrawing" xmlns:wp="http://schemas.openxmlformats.org/drawingml/2006/wordprocessingDrawing" xmlns:w10="urn:schemas-microsoft-com:office:word" xmlns:w="http://schemas.openxmlformats.org/wordprocessingml/2006/main" xmlns:w14="http://schemas.microsoft.com/office/word/2010/wordml" xmlns:w15="http://schemas.microsoft.com/office/word/2012/wordml" xmlns:w16cex="http://schemas.microsoft.com/office/word/2018/wordml/cex" xmlns:w16cid="http://schemas.microsoft.com/office/word/2016/wordml/cid" xmlns:w16="http://schemas.microsoft.com/office/word/2018/wordml" xmlns:w16du="http://schemas.microsoft.com/office/word/2023/wordml/word16du" xmlns:w16sdtdh="http://schemas.microsoft.com/office/word/2020/wordml/sdtdatahash" xmlns:w16sdtfl="http://schemas.microsoft.com/office/word/2024/wordml/sdtformatlock" xmlns:w16se="http://schemas.microsoft.com/office/word/2015/wordml/symex" xmlns:wpg="http://schemas.microsoft.com/office/word/2010/wordprocessingGroup" xmlns:wpi="http://schemas.microsoft.com/office/word/2010/wordprocessingInk" xmlns:wne="http://schemas.microsoft.com/office/word/2006/wordml" xmlns:wps="http://schemas.microsoft.com/office/word/2010/wordprocessingShape" mc:Ignorable="w14 w15 w16se w16cid w16 w16cex w16sdtdh w16sdtfl w16du wp14">
   <w:abstractNum w:abstractNumId="0" w15:restartNumberingAfterBreak="0">
     <w:nsid w:val="05397B09"/>
     <w:multiLevelType w:val="multilevel"/>
@@ -2098,6 +2283,7 @@
   <w:style w:type="character" w:default="1" w:styleId="DefaultParagraphFont">
     <w:name w:val="Default Paragraph Font"/>
     <w:uiPriority w:val="1"/>
+    <w:semiHidden/>
     <w:unhideWhenUsed/>
   </w:style>
   <w:style w:type="table" w:default="1" w:styleId="TableNormal">
